--- a/apostila/Apostila-4o-periodo-aluno.docx
+++ b/apostila/Apostila-4o-periodo-aluno.docx
@@ -4962,6 +4962,172 @@
         <w:t xml:space="preserve">Apresentado ao instrutor em ____ / ____ / ______        Visto: ______________</w:t>
       </w:r>
     </w:p>
+    <w:tbl>
+      <w:tblPr>
+        <w:tblW w:type="dxa" w:w="9350"/>
+        <w:tblBorders>
+          <w:top w:val="single" w:color="D6DCDA" w:sz="2"/>
+          <w:left w:val="single" w:color="8A5A2B" w:sz="18"/>
+          <w:bottom w:val="single" w:color="D6DCDA" w:sz="2"/>
+          <w:right w:val="single" w:color="D6DCDA" w:sz="2"/>
+          <w:insideH w:val="none" w:color="FFFFFF" w:sz="0"/>
+          <w:insideV w:val="none" w:color="FFFFFF" w:sz="0"/>
+        </w:tblBorders>
+      </w:tblPr>
+      <w:tblGrid>
+        <w:gridCol w:w="9350"/>
+      </w:tblGrid>
+      <w:tr>
+        <w:tc>
+          <w:tcPr>
+            <w:tcW w:type="dxa" w:w="9350"/>
+            <w:shd w:fill="F7F1E8" w:val="clear"/>
+            <w:tcMar>
+              <w:top w:type="dxa" w:w="140"/>
+              <w:left w:type="dxa" w:w="200"/>
+              <w:bottom w:type="dxa" w:w="140"/>
+              <w:right w:type="dxa" w:w="200"/>
+            </w:tcMar>
+          </w:tcPr>
+          <w:p>
+            <w:pPr>
+              <w:spacing w:after="60" w:line="300"/>
+            </w:pPr>
+            <w:r>
+              <w:rPr>
+                <w:rFonts w:ascii="Cambria" w:cs="Cambria" w:eastAsia="Cambria" w:hAnsi="Cambria"/>
+                <w:b/>
+                <w:bCs/>
+                <w:color w:val="16212A"/>
+                <w:sz w:val="22"/>
+                <w:szCs w:val="22"/>
+              </w:rPr>
+              <w:t xml:space="preserve">O hino da aula</w:t>
+            </w:r>
+          </w:p>
+          <w:p>
+            <w:pPr>
+              <w:spacing w:after="140" w:line="300"/>
+            </w:pPr>
+            <w:r>
+              <w:rPr>
+                <w:rFonts w:ascii="Calibri" w:cs="Calibri" w:eastAsia="Calibri" w:hAnsi="Calibri"/>
+                <w:i/>
+                <w:iCs/>
+                <w:color w:val="5C6B75"/>
+                <w:sz w:val="19"/>
+                <w:szCs w:val="19"/>
+              </w:rPr>
+              <w:t xml:space="preserve">Hinos 97 e 117 — o hino mais lento e o mais rápido do hinário, pela marcação impressa.</w:t>
+            </w:r>
+          </w:p>
+          <w:p>
+            <w:pPr>
+              <w:spacing w:after="40" w:line="300"/>
+            </w:pPr>
+            <w:r>
+              <w:rPr>
+                <w:rFonts w:ascii="Calibri" w:cs="Calibri" w:eastAsia="Calibri" w:hAnsi="Calibri"/>
+                <w:b/>
+                <w:bCs/>
+                <w:color w:val="16212A"/>
+                <w:sz w:val="19"/>
+                <w:szCs w:val="19"/>
+              </w:rPr>
+              <w:t xml:space="preserve">Hino 97 — Lá♭ maior · ♩ = 42-52</w:t>
+            </w:r>
+          </w:p>
+          <w:p>
+            <w:pPr>
+              <w:spacing w:after="30" w:line="280"/>
+              <w:ind w:left="200"/>
+            </w:pPr>
+            <w:r>
+              <w:rPr>
+                <w:rFonts w:ascii="Calibri" w:cs="Calibri" w:eastAsia="Calibri" w:hAnsi="Calibri"/>
+                <w:color w:val="16212A"/>
+                <w:sz w:val="19"/>
+                <w:szCs w:val="19"/>
+              </w:rPr>
+              <w:t xml:space="preserve">· O hino 97 está marcado 42-52. Classifique o andamento em lento, moderado ou rápido.</w:t>
+            </w:r>
+          </w:p>
+          <w:p>
+            <w:pPr>
+              <w:pBdr>
+                <w:bottom w:val="dotted" w:color="AFBAC0" w:sz="6" w:space="2"/>
+              </w:pBdr>
+              <w:spacing w:after="0" w:before="200"/>
+              <w:ind w:left="340"/>
+            </w:pPr>
+            <w:r>
+              <w:rPr>
+                <w:sz w:val="20"/>
+                <w:szCs w:val="20"/>
+              </w:rPr>
+              <w:t xml:space="preserve"/>
+            </w:r>
+          </w:p>
+          <w:p>
+            <w:pPr>
+              <w:spacing w:after="90"/>
+            </w:pPr>
+          </w:p>
+          <w:p>
+            <w:pPr>
+              <w:spacing w:after="40" w:line="300"/>
+            </w:pPr>
+            <w:r>
+              <w:rPr>
+                <w:rFonts w:ascii="Calibri" w:cs="Calibri" w:eastAsia="Calibri" w:hAnsi="Calibri"/>
+                <w:b/>
+                <w:bCs/>
+                <w:color w:val="16212A"/>
+                <w:sz w:val="19"/>
+                <w:szCs w:val="19"/>
+              </w:rPr>
+              <w:t xml:space="preserve">Hino 117 — Lá♭ maior · ♩ = 132-152</w:t>
+            </w:r>
+          </w:p>
+          <w:p>
+            <w:pPr>
+              <w:spacing w:after="30" w:line="280"/>
+              <w:ind w:left="200"/>
+            </w:pPr>
+            <w:r>
+              <w:rPr>
+                <w:rFonts w:ascii="Calibri" w:cs="Calibri" w:eastAsia="Calibri" w:hAnsi="Calibri"/>
+                <w:color w:val="16212A"/>
+                <w:sz w:val="19"/>
+                <w:szCs w:val="19"/>
+              </w:rPr>
+              <w:t xml:space="preserve">· O hino 117 está marcado 132-152. Classifique o andamento em lento, moderado ou rápido.</w:t>
+            </w:r>
+          </w:p>
+          <w:p>
+            <w:pPr>
+              <w:pBdr>
+                <w:bottom w:val="dotted" w:color="AFBAC0" w:sz="6" w:space="2"/>
+              </w:pBdr>
+              <w:spacing w:after="0" w:before="200"/>
+              <w:ind w:left="340"/>
+            </w:pPr>
+            <w:r>
+              <w:rPr>
+                <w:sz w:val="20"/>
+                <w:szCs w:val="20"/>
+              </w:rPr>
+              <w:t xml:space="preserve"/>
+            </w:r>
+          </w:p>
+          <w:p>
+            <w:pPr>
+              <w:spacing w:after="90"/>
+            </w:pPr>
+          </w:p>
+        </w:tc>
+      </w:tr>
+    </w:tbl>
     <w:p>
       <w:r>
         <w:br w:type="page"/>
@@ -6082,6 +6248,224 @@
         <w:t xml:space="preserve"/>
       </w:r>
     </w:p>
+    <w:tbl>
+      <w:tblPr>
+        <w:tblW w:type="dxa" w:w="9350"/>
+        <w:tblBorders>
+          <w:top w:val="single" w:color="D6DCDA" w:sz="2"/>
+          <w:left w:val="single" w:color="8A5A2B" w:sz="18"/>
+          <w:bottom w:val="single" w:color="D6DCDA" w:sz="2"/>
+          <w:right w:val="single" w:color="D6DCDA" w:sz="2"/>
+          <w:insideH w:val="none" w:color="FFFFFF" w:sz="0"/>
+          <w:insideV w:val="none" w:color="FFFFFF" w:sz="0"/>
+        </w:tblBorders>
+      </w:tblPr>
+      <w:tblGrid>
+        <w:gridCol w:w="9350"/>
+      </w:tblGrid>
+      <w:tr>
+        <w:tc>
+          <w:tcPr>
+            <w:tcW w:type="dxa" w:w="9350"/>
+            <w:shd w:fill="F7F1E8" w:val="clear"/>
+            <w:tcMar>
+              <w:top w:type="dxa" w:w="140"/>
+              <w:left w:type="dxa" w:w="200"/>
+              <w:bottom w:type="dxa" w:w="140"/>
+              <w:right w:type="dxa" w:w="200"/>
+            </w:tcMar>
+          </w:tcPr>
+          <w:p>
+            <w:pPr>
+              <w:spacing w:after="60" w:line="300"/>
+            </w:pPr>
+            <w:r>
+              <w:rPr>
+                <w:rFonts w:ascii="Cambria" w:cs="Cambria" w:eastAsia="Cambria" w:hAnsi="Cambria"/>
+                <w:b/>
+                <w:bCs/>
+                <w:color w:val="16212A"/>
+                <w:sz w:val="22"/>
+                <w:szCs w:val="22"/>
+              </w:rPr>
+              <w:t xml:space="preserve">O hino da aula</w:t>
+            </w:r>
+          </w:p>
+          <w:p>
+            <w:pPr>
+              <w:spacing w:after="140" w:line="300"/>
+            </w:pPr>
+            <w:r>
+              <w:rPr>
+                <w:rFonts w:ascii="Calibri" w:cs="Calibri" w:eastAsia="Calibri" w:hAnsi="Calibri"/>
+                <w:i/>
+                <w:iCs/>
+                <w:color w:val="5C6B75"/>
+                <w:sz w:val="19"/>
+                <w:szCs w:val="19"/>
+              </w:rPr>
+              <w:t xml:space="preserve">Hinos 2, 69 e 367 — hinos que trazem indicação interpretativa impressa.</w:t>
+            </w:r>
+          </w:p>
+          <w:p>
+            <w:pPr>
+              <w:spacing w:after="40" w:line="300"/>
+            </w:pPr>
+            <w:r>
+              <w:rPr>
+                <w:rFonts w:ascii="Calibri" w:cs="Calibri" w:eastAsia="Calibri" w:hAnsi="Calibri"/>
+                <w:b/>
+                <w:bCs/>
+                <w:color w:val="16212A"/>
+                <w:sz w:val="19"/>
+                <w:szCs w:val="19"/>
+              </w:rPr>
+              <w:t xml:space="preserve">Hino 2 — Mi♭ maior · ♩ = 60-80 · choroso</w:t>
+            </w:r>
+          </w:p>
+          <w:p>
+            <w:pPr>
+              <w:spacing w:after="30" w:line="280"/>
+              <w:ind w:left="200"/>
+            </w:pPr>
+            <w:r>
+              <w:rPr>
+                <w:rFonts w:ascii="Calibri" w:cs="Calibri" w:eastAsia="Calibri" w:hAnsi="Calibri"/>
+                <w:color w:val="16212A"/>
+                <w:sz w:val="19"/>
+                <w:szCs w:val="19"/>
+              </w:rPr>
+              <w:t xml:space="preserve">· O hino 2 traz a indicação “choroso”. O que muda na sua execução?</w:t>
+            </w:r>
+          </w:p>
+          <w:p>
+            <w:pPr>
+              <w:pBdr>
+                <w:bottom w:val="dotted" w:color="AFBAC0" w:sz="6" w:space="2"/>
+              </w:pBdr>
+              <w:spacing w:after="0" w:before="200"/>
+              <w:ind w:left="340"/>
+            </w:pPr>
+            <w:r>
+              <w:rPr>
+                <w:sz w:val="20"/>
+                <w:szCs w:val="20"/>
+              </w:rPr>
+              <w:t xml:space="preserve"/>
+            </w:r>
+          </w:p>
+          <w:p>
+            <w:pPr>
+              <w:spacing w:after="90"/>
+            </w:pPr>
+          </w:p>
+          <w:p>
+            <w:pPr>
+              <w:spacing w:after="40" w:line="300"/>
+            </w:pPr>
+            <w:r>
+              <w:rPr>
+                <w:rFonts w:ascii="Calibri" w:cs="Calibri" w:eastAsia="Calibri" w:hAnsi="Calibri"/>
+                <w:b/>
+                <w:bCs/>
+                <w:color w:val="16212A"/>
+                <w:sz w:val="19"/>
+                <w:szCs w:val="19"/>
+              </w:rPr>
+              <w:t xml:space="preserve">Hino 69 — Ré♭ maior · legatissimo</w:t>
+            </w:r>
+          </w:p>
+          <w:p>
+            <w:pPr>
+              <w:spacing w:after="30" w:line="280"/>
+              <w:ind w:left="200"/>
+            </w:pPr>
+            <w:r>
+              <w:rPr>
+                <w:rFonts w:ascii="Calibri" w:cs="Calibri" w:eastAsia="Calibri" w:hAnsi="Calibri"/>
+                <w:color w:val="16212A"/>
+                <w:sz w:val="19"/>
+                <w:szCs w:val="19"/>
+              </w:rPr>
+              <w:t xml:space="preserve">· O hino 69 traz a indicação “legatissimo”. O que muda na sua execução?</w:t>
+            </w:r>
+          </w:p>
+          <w:p>
+            <w:pPr>
+              <w:pBdr>
+                <w:bottom w:val="dotted" w:color="AFBAC0" w:sz="6" w:space="2"/>
+              </w:pBdr>
+              <w:spacing w:after="0" w:before="200"/>
+              <w:ind w:left="340"/>
+            </w:pPr>
+            <w:r>
+              <w:rPr>
+                <w:sz w:val="20"/>
+                <w:szCs w:val="20"/>
+              </w:rPr>
+              <w:t xml:space="preserve"/>
+            </w:r>
+          </w:p>
+          <w:p>
+            <w:pPr>
+              <w:spacing w:after="90"/>
+            </w:pPr>
+          </w:p>
+          <w:p>
+            <w:pPr>
+              <w:spacing w:after="40" w:line="300"/>
+            </w:pPr>
+            <w:r>
+              <w:rPr>
+                <w:rFonts w:ascii="Calibri" w:cs="Calibri" w:eastAsia="Calibri" w:hAnsi="Calibri"/>
+                <w:b/>
+                <w:bCs/>
+                <w:color w:val="16212A"/>
+                <w:sz w:val="19"/>
+                <w:szCs w:val="19"/>
+              </w:rPr>
+              <w:t xml:space="preserve">Hino 367 — Ré maior · majestoso</w:t>
+            </w:r>
+          </w:p>
+          <w:p>
+            <w:pPr>
+              <w:spacing w:after="30" w:line="280"/>
+              <w:ind w:left="200"/>
+            </w:pPr>
+            <w:r>
+              <w:rPr>
+                <w:rFonts w:ascii="Calibri" w:cs="Calibri" w:eastAsia="Calibri" w:hAnsi="Calibri"/>
+                <w:color w:val="16212A"/>
+                <w:sz w:val="19"/>
+                <w:szCs w:val="19"/>
+              </w:rPr>
+              <w:t xml:space="preserve">· O hino 367 traz a indicação “majestoso”. O que muda na sua execução?</w:t>
+            </w:r>
+          </w:p>
+          <w:p>
+            <w:pPr>
+              <w:pBdr>
+                <w:bottom w:val="dotted" w:color="AFBAC0" w:sz="6" w:space="2"/>
+              </w:pBdr>
+              <w:spacing w:after="0" w:before="200"/>
+              <w:ind w:left="340"/>
+            </w:pPr>
+            <w:r>
+              <w:rPr>
+                <w:sz w:val="20"/>
+                <w:szCs w:val="20"/>
+              </w:rPr>
+              <w:t xml:space="preserve"/>
+            </w:r>
+          </w:p>
+          <w:p>
+            <w:pPr>
+              <w:spacing w:after="90"/>
+            </w:pPr>
+          </w:p>
+        </w:tc>
+      </w:tr>
+    </w:tbl>
     <w:p>
       <w:r>
         <w:br w:type="page"/>
